--- a/en/wisdom-stories/dervishs-robe.docx
+++ b/en/wisdom-stories/dervishs-robe.docx
@@ -35,7 +35,7 @@
     <w:p>
       <w:pPr/>
       <w:r>
-        <w:t>“Your Majesty, I wanted to catch it. I approached, but it didn’t fly away. I came closer, and still it stayed. I thought it had surrendered. But when I reached for it, it tried to escape and hurt its wing.”</w:t>
+        <w:t>“Your Majesty, I wanted to hunt this bird. I approached, but it didn’t fly away. I came closer, and still it stayed. I thought it would surrender. But when I reached for it, it tried to escape, and that is when its wing broke.”</w:t>
       </w:r>
     </w:p>
     <w:p>
@@ -49,7 +49,7 @@
     <w:p>
       <w:pPr/>
       <w:r>
-        <w:t>“He didn’t approach you without warning. You saw him coming and could have flown away. Why did you stay?”</w:t>
+        <w:t>“This man is right. Why didn’t you flee? He had not attacked you suddenly. You saw him coming and could have flown away in time. And now you come before me and complain.”</w:t>
       </w:r>
     </w:p>
     <w:p>
@@ -63,7 +63,7 @@
     <w:p>
       <w:pPr/>
       <w:r>
-        <w:t>“Because he was dressed as a dervish. If he had looked like a hunter, I would have flown away at once. But I thought, ‘A dervish fears Allah. Surely he won’t hurt me.’”</w:t>
+        <w:t>“Because he was dressed as a dervish. If he had been a hunter, I would have flown away at once. But I thought, ‘A dervish fears Allah. Surely he won’t hurt me.’”</w:t>
       </w:r>
     </w:p>
     <w:p>
@@ -111,7 +111,7 @@
         <w:keepNext/>
       </w:pPr>
       <w:r>
-        <w:t>“When his arm heals, he may do the same thing again. Take away his dervish’s robe instead, so that other birds won’t be deceived as I was.”</w:t>
+        <w:t>“When his arm heals, he will do the same thing again. Take away his dervish’s robe instead, so that other birds won’t be deceived as I was.”</w:t>
       </w:r>
     </w:p>
     <w:p>
@@ -124,11 +124,9 @@
         <w:rPr>
           <w:b/>
         </w:rPr>
-        <w:t>Moral:</w:t>
+        <w:t>Moral: The appearance of holiness does not make a person holy. Judge people by their actions, not their clothing; a robe alone does not make a dervish.</w:t>
       </w:r>
-      <w:r>
-        <w:t xml:space="preserve"> The appearance of holiness does not make a person righteous. Judge people by their actions, not their clothing; a robe alone does not make a dervish.</w:t>
-      </w:r>
+      <w:r/>
     </w:p>
     <w:p>
       <w:pPr>
@@ -139,7 +137,7 @@
           <w:i/>
           <w:sz w:val="18"/>
         </w:rPr>
-        <w:t>Source: Publicly available internet sources.</w:t>
+        <w:t>Stories are taken from open Internet sources; illustrations were created with AI.</w:t>
       </w:r>
     </w:p>
     <w:sectPr>
